--- a/files/damumed-band-polnyy-otchet.docx
+++ b/files/damumed-band-polnyy-otchet.docx
@@ -1418,7 +1418,7 @@
           <w:sz w:val="28"/>
           <w:szCs w:val="28"/>
         </w:rPr>
-        <w:t xml:space="preserve">2. Продукт и замысел</w:t>
+        <w:t xml:space="preserve">2. Продукт и идея</w:t>
       </w:r>
     </w:p>
     <w:p>
@@ -5836,7 +5836,7 @@
           <w:sz w:val="28"/>
           <w:szCs w:val="28"/>
         </w:rPr>
-        <w:t xml:space="preserve">4. Клиническая модель</w:t>
+        <w:t xml:space="preserve">4. Целевые группы и клиническая модель</w:t>
       </w:r>
     </w:p>
     <w:p>
@@ -22822,7 +22822,7 @@
           <w:sz w:val="28"/>
           <w:szCs w:val="28"/>
         </w:rPr>
-        <w:t xml:space="preserve">7. Приложение</w:t>
+        <w:t xml:space="preserve">7. Мобильное приложение</w:t>
       </w:r>
     </w:p>
     <w:p>

--- a/files/damumed-band-polnyy-otchet.docx
+++ b/files/damumed-band-polnyy-otchet.docx
@@ -28558,7 +28558,7 @@
                 <w:sz w:val="24"/>
                 <w:szCs w:val="24"/>
               </w:rPr>
-              <w:t xml:space="preserve">I. Текущий (рекомендуется)</w:t>
+              <w:t xml:space="preserve">I. Базовый (рекомендуется)</w:t>
             </w:r>
             <w:r>
               <w:rPr>
@@ -28806,7 +28806,7 @@
                 <w:sz w:val="24"/>
                 <w:szCs w:val="24"/>
               </w:rPr>
-              <w:t xml:space="preserve">II. Ниже</w:t>
+              <w:t xml:space="preserve">II. Массовый</w:t>
             </w:r>
           </w:p>
         </w:tc>
@@ -28964,7 +28964,7 @@
                 <w:sz w:val="24"/>
                 <w:szCs w:val="24"/>
               </w:rPr>
-              <w:t xml:space="preserve">III. Ещё ниже</w:t>
+              <w:t xml:space="preserve">III. Тендерный</w:t>
             </w:r>
           </w:p>
         </w:tc>

--- a/files/damumed-band-polnyy-otchet.docx
+++ b/files/damumed-band-polnyy-otchet.docx
@@ -28964,7 +28964,7 @@
                 <w:sz w:val="24"/>
                 <w:szCs w:val="24"/>
               </w:rPr>
-              <w:t xml:space="preserve">III. Тендерный</w:t>
+              <w:t xml:space="preserve">III. Национальный</w:t>
             </w:r>
           </w:p>
         </w:tc>

--- a/files/damumed-band-polnyy-otchet.docx
+++ b/files/damumed-band-polnyy-otchet.docx
@@ -48,7 +48,7 @@
           <w:sz w:val="24"/>
           <w:szCs w:val="24"/>
         </w:rPr>
-        <w:t xml:space="preserve">Дата: 31 августа 2026 года. Валютный курс расчёта: 465 тенге за доллар (Национальный банк РК на 31.08.2026 — 464,77). Месячный расчётный показатель 2026 года — 4 325 тенге. Горизонт финансового расчёта: 24 месяца с момента подписания контракта с заводом.</w:t>
+        <w:t xml:space="preserve">Дата: 31 августа 2026 года. Валютный курс расчёта: 465 тенге за доллар (Доступный банк РК на 31.08.2026 — 464,77). Месячный расчётный показатель 2026 года — 4 325 тенге. Горизонт финансового расчёта: 24 месяца с момента подписания контракта с заводом.</w:t>
       </w:r>
     </w:p>
     <w:p>
@@ -28964,7 +28964,7 @@
                 <w:sz w:val="24"/>
                 <w:szCs w:val="24"/>
               </w:rPr>
-              <w:t xml:space="preserve">III. Национальный</w:t>
+              <w:t xml:space="preserve">III. Доступный</w:t>
             </w:r>
           </w:p>
         </w:tc>

--- a/files/damumed-band-polnyy-otchet.docx
+++ b/files/damumed-band-polnyy-otchet.docx
@@ -775,7 +775,7 @@
                 <w:sz w:val="24"/>
                 <w:szCs w:val="24"/>
               </w:rPr>
-              <w:t xml:space="preserve">Мониторинг для поликлиники</w:t>
+              <w:t xml:space="preserve">Модуль «Дистанционное наблюдение»</w:t>
             </w:r>
           </w:p>
         </w:tc>
@@ -801,7 +801,61 @@
                 <w:sz w:val="24"/>
                 <w:szCs w:val="24"/>
               </w:rPr>
-              <w:t xml:space="preserve">500 тенге за пациента в месяц</w:t>
+              <w:t xml:space="preserve">0 тенге — входит в аренду МИС Damumed</w:t>
+            </w:r>
+          </w:p>
+        </w:tc>
+      </w:tr>
+      <w:tr>
+        <w:tc>
+          <w:tcPr>
+            <w:tcW w:type="dxa" w:w="4677"/>
+            <w:tcMar>
+              <w:top w:type="dxa" w:w="60"/>
+              <w:left w:type="dxa" w:w="100"/>
+              <w:bottom w:type="dxa" w:w="60"/>
+              <w:right w:type="dxa" w:w="100"/>
+            </w:tcMar>
+          </w:tcPr>
+          <w:p>
+            <w:pPr>
+              <w:spacing w:after="0"/>
+            </w:pPr>
+            <w:r>
+              <w:rPr>
+                <w:rFonts w:ascii="Calibri" w:cs="Calibri" w:eastAsia="Calibri" w:hAnsi="Calibri"/>
+                <w:b w:val="false"/>
+                <w:bCs w:val="false"/>
+                <w:sz w:val="24"/>
+                <w:szCs w:val="24"/>
+              </w:rPr>
+              <w:t xml:space="preserve">Браслеты для поликлиники, рассрочка</w:t>
+            </w:r>
+          </w:p>
+        </w:tc>
+        <w:tc>
+          <w:tcPr>
+            <w:tcW w:type="dxa" w:w="4677"/>
+            <w:tcMar>
+              <w:top w:type="dxa" w:w="60"/>
+              <w:left w:type="dxa" w:w="100"/>
+              <w:bottom w:type="dxa" w:w="60"/>
+              <w:right w:type="dxa" w:w="100"/>
+            </w:tcMar>
+          </w:tcPr>
+          <w:p>
+            <w:pPr>
+              <w:spacing w:after="0"/>
+            </w:pPr>
+            <w:r>
+              <w:rPr>
+                <w:rFonts w:ascii="Calibri" w:cs="Calibri" w:eastAsia="Calibri" w:hAnsi="Calibri"/>
+                <w:b w:val="false"/>
+                <w:bCs w:val="false"/>
+                <w:sz w:val="24"/>
+                <w:szCs w:val="24"/>
+              </w:rPr>
+              <w:t xml:space="preserve">640 тенге в месяц за устройство, 12 платежей</w:t>
             </w:r>
           </w:p>
         </w:tc>
@@ -1332,7 +1386,7 @@
           <w:sz w:val="24"/>
           <w:szCs w:val="24"/>
         </w:rPr>
-        <w:t xml:space="preserve">Запускаться без электрокардиограммы и без искусственного интеллекта в аналитике — оба решения удерживают класс риска на уровне 2а.</w:t>
+        <w:t xml:space="preserve">Запускаться без электрокардиограммы, а искусственный интеллект вводить поэтапно, начиная с немедицинских функций, — оба решения удерживают класс риска на уровне 2а.</w:t>
       </w:r>
     </w:p>
     <w:p>
@@ -1446,7 +1500,7 @@
           <w:sz w:val="24"/>
           <w:szCs w:val="24"/>
         </w:rPr>
-        <w:t xml:space="preserve">Браслет без экрана, круглосуточного ношения, по образцу Whoop. Отсутствие экрана — осознанное решение: продукт целиком живёт в программной части, устройство только собирает сигнал. Позиционирование: не фитнес-трекер, а пульт наблюдения за своим хроническим заболеванием.</w:t>
+        <w:t xml:space="preserve">Браслет без экрана, круглосуточного ношения: глухой корпус, вся ценность в приложении. Отсутствие экрана — осознанное решение: продукт целиком живёт в программной части, устройство только собирает сигнал. Позиционирование: не фитнес-трекер, а пульт наблюдения за своим хроническим заболеванием.</w:t>
       </w:r>
     </w:p>
     <w:p>
@@ -1460,7 +1514,7 @@
           <w:sz w:val="24"/>
           <w:szCs w:val="24"/>
         </w:rPr>
-        <w:t xml:space="preserve">Продаётся не браслет, а медицинский надзор. Устройство идёт с минимальной наценкой, деньги приходят от мониторинга и подписок. Устройство — входной билет, а не источник прибыли.</w:t>
+        <w:t xml:space="preserve">Продаётся не браслет, а дистанционное наблюдение врача. Устройство идёт с минимальной наценкой, деньги приходят от мониторинга и подписок. Устройство — входной билет, а не источник прибыли.</w:t>
       </w:r>
     </w:p>
     <w:p>
@@ -2324,15 +2378,15 @@
           <w:sz w:val="24"/>
           <w:szCs w:val="24"/>
         </w:rPr>
-        <w:t xml:space="preserve">Аналитика без искусственного интеллекта.</w:t>
-      </w:r>
-      <w:r>
-        <w:rPr>
-          <w:rFonts w:ascii="Calibri" w:cs="Calibri" w:eastAsia="Calibri" w:hAnsi="Calibri"/>
-          <w:sz w:val="24"/>
-          <w:szCs w:val="24"/>
-        </w:rPr>
-        <w:t xml:space="preserve"> Программное обеспечение с искусственным интеллектом автоматически получает третий, высший класс риска. Вместо него — детерминированные правила: личные коридоры, экспоненциально взвешенные скользящие средние, накопительные суммы, пороги. Это архитектурное ограничение, а не упрощение. - </w:t>
+        <w:t xml:space="preserve">Искусственный интеллект — поэтапно.</w:t>
+      </w:r>
+      <w:r>
+        <w:rPr>
+          <w:rFonts w:ascii="Calibri" w:cs="Calibri" w:eastAsia="Calibri" w:hAnsi="Calibri"/>
+          <w:sz w:val="24"/>
+          <w:szCs w:val="24"/>
+        </w:rPr>
+        <w:t xml:space="preserve"> Программное обеспечение с искусственным интеллектом в клинических решениях автоматически получает третий, высший класс риска — поэтому пороги и коридоры первой версии считаются детерминированными правилами, и класс остаётся 2а. Искусственный интеллект при этом работает там, где не превращает программу в медизделие высшего класса: контроль качества сигнала, подбор времени напоминаний, черновик заключения для врача. Клинические функции — прогноз декомпенсации, умная сортировка тревог — выводятся второй волной. - </w:t>
       </w:r>
       <w:r>
         <w:rPr>
@@ -22836,6 +22890,288 @@
           <w:sz w:val="24"/>
           <w:szCs w:val="24"/>
         </w:rPr>
+        <w:t xml:space="preserve">### 7.0 Что делает искусственный интеллект</w:t>
+      </w:r>
+    </w:p>
+    <w:p>
+      <w:pPr>
+        <w:spacing w:after="160"/>
+        <w:jc w:val="both"/>
+      </w:pPr>
+      <w:r>
+        <w:rPr>
+          <w:rFonts w:ascii="Calibri" w:cs="Calibri" w:eastAsia="Calibri" w:hAnsi="Calibri"/>
+          <w:sz w:val="24"/>
+          <w:szCs w:val="24"/>
+        </w:rPr>
+        <w:t xml:space="preserve">Первая версия использует искусственный интеллект везде, где он не превращает программу в медизделие высшего класса риска.</w:t>
+      </w:r>
+    </w:p>
+    <w:tbl>
+      <w:tblPr>
+        <w:tblW w:type="dxa" w:w="9354"/>
+        <w:tblBorders>
+          <w:top w:val="single" w:color="auto" w:sz="4"/>
+          <w:left w:val="single" w:color="auto" w:sz="4"/>
+          <w:bottom w:val="single" w:color="auto" w:sz="4"/>
+          <w:right w:val="single" w:color="auto" w:sz="4"/>
+          <w:insideH w:val="single" w:color="auto" w:sz="4"/>
+          <w:insideV w:val="single" w:color="auto" w:sz="4"/>
+        </w:tblBorders>
+      </w:tblPr>
+      <w:tblGrid>
+        <w:gridCol w:w="4677"/>
+        <w:gridCol w:w="4677"/>
+      </w:tblGrid>
+      <w:tr>
+        <w:tc>
+          <w:tcPr>
+            <w:tcW w:type="dxa" w:w="4677"/>
+            <w:shd w:fill="EFF5F3" w:val="clear"/>
+            <w:tcMar>
+              <w:top w:type="dxa" w:w="60"/>
+              <w:left w:type="dxa" w:w="100"/>
+              <w:bottom w:type="dxa" w:w="60"/>
+              <w:right w:type="dxa" w:w="100"/>
+            </w:tcMar>
+          </w:tcPr>
+          <w:p>
+            <w:pPr>
+              <w:spacing w:after="0"/>
+            </w:pPr>
+            <w:r>
+              <w:rPr>
+                <w:rFonts w:ascii="Calibri" w:cs="Calibri" w:eastAsia="Calibri" w:hAnsi="Calibri"/>
+                <w:b/>
+                <w:bCs/>
+                <w:sz w:val="24"/>
+                <w:szCs w:val="24"/>
+              </w:rPr>
+              <w:t xml:space="preserve">Роль</w:t>
+            </w:r>
+          </w:p>
+        </w:tc>
+        <w:tc>
+          <w:tcPr>
+            <w:tcW w:type="dxa" w:w="4677"/>
+            <w:shd w:fill="EFF5F3" w:val="clear"/>
+            <w:tcMar>
+              <w:top w:type="dxa" w:w="60"/>
+              <w:left w:type="dxa" w:w="100"/>
+              <w:bottom w:type="dxa" w:w="60"/>
+              <w:right w:type="dxa" w:w="100"/>
+            </w:tcMar>
+          </w:tcPr>
+          <w:p>
+            <w:pPr>
+              <w:spacing w:after="0"/>
+            </w:pPr>
+            <w:r>
+              <w:rPr>
+                <w:rFonts w:ascii="Calibri" w:cs="Calibri" w:eastAsia="Calibri" w:hAnsi="Calibri"/>
+                <w:b/>
+                <w:bCs/>
+                <w:sz w:val="24"/>
+                <w:szCs w:val="24"/>
+              </w:rPr>
+              <w:t xml:space="preserve">Возможности первой версии</w:t>
+            </w:r>
+          </w:p>
+        </w:tc>
+      </w:tr>
+      <w:tr>
+        <w:tc>
+          <w:tcPr>
+            <w:tcW w:type="dxa" w:w="4677"/>
+            <w:tcMar>
+              <w:top w:type="dxa" w:w="60"/>
+              <w:left w:type="dxa" w:w="100"/>
+              <w:bottom w:type="dxa" w:w="60"/>
+              <w:right w:type="dxa" w:w="100"/>
+            </w:tcMar>
+          </w:tcPr>
+          <w:p>
+            <w:pPr>
+              <w:spacing w:after="0"/>
+            </w:pPr>
+            <w:r>
+              <w:rPr>
+                <w:rFonts w:ascii="Calibri" w:cs="Calibri" w:eastAsia="Calibri" w:hAnsi="Calibri"/>
+                <w:b w:val="false"/>
+                <w:bCs w:val="false"/>
+                <w:sz w:val="24"/>
+                <w:szCs w:val="24"/>
+              </w:rPr>
+              <w:t xml:space="preserve">У пациента</w:t>
+            </w:r>
+          </w:p>
+        </w:tc>
+        <w:tc>
+          <w:tcPr>
+            <w:tcW w:type="dxa" w:w="4677"/>
+            <w:tcMar>
+              <w:top w:type="dxa" w:w="60"/>
+              <w:left w:type="dxa" w:w="100"/>
+              <w:bottom w:type="dxa" w:w="60"/>
+              <w:right w:type="dxa" w:w="100"/>
+            </w:tcMar>
+          </w:tcPr>
+          <w:p>
+            <w:pPr>
+              <w:spacing w:after="0"/>
+            </w:pPr>
+            <w:r>
+              <w:rPr>
+                <w:rFonts w:ascii="Calibri" w:cs="Calibri" w:eastAsia="Calibri" w:hAnsi="Calibri"/>
+                <w:b w:val="false"/>
+                <w:bCs w:val="false"/>
+                <w:sz w:val="24"/>
+                <w:szCs w:val="24"/>
+              </w:rPr>
+              <w:t xml:space="preserve">контроль качества сигнала (недостоверные данные не идут врачу); умные напоминания — время и тон под привычки человека; объяснение показателей простым языком на русском и казахском; ответы на бытовые вопросы об устройстве</w:t>
+            </w:r>
+          </w:p>
+        </w:tc>
+      </w:tr>
+      <w:tr>
+        <w:tc>
+          <w:tcPr>
+            <w:tcW w:type="dxa" w:w="4677"/>
+            <w:tcMar>
+              <w:top w:type="dxa" w:w="60"/>
+              <w:left w:type="dxa" w:w="100"/>
+              <w:bottom w:type="dxa" w:w="60"/>
+              <w:right w:type="dxa" w:w="100"/>
+            </w:tcMar>
+          </w:tcPr>
+          <w:p>
+            <w:pPr>
+              <w:spacing w:after="0"/>
+            </w:pPr>
+            <w:r>
+              <w:rPr>
+                <w:rFonts w:ascii="Calibri" w:cs="Calibri" w:eastAsia="Calibri" w:hAnsi="Calibri"/>
+                <w:b w:val="false"/>
+                <w:bCs w:val="false"/>
+                <w:sz w:val="24"/>
+                <w:szCs w:val="24"/>
+              </w:rPr>
+              <w:t xml:space="preserve">У врача</w:t>
+            </w:r>
+          </w:p>
+        </w:tc>
+        <w:tc>
+          <w:tcPr>
+            <w:tcW w:type="dxa" w:w="4677"/>
+            <w:tcMar>
+              <w:top w:type="dxa" w:w="60"/>
+              <w:left w:type="dxa" w:w="100"/>
+              <w:bottom w:type="dxa" w:w="60"/>
+              <w:right w:type="dxa" w:w="100"/>
+            </w:tcMar>
+          </w:tcPr>
+          <w:p>
+            <w:pPr>
+              <w:spacing w:after="0"/>
+            </w:pPr>
+            <w:r>
+              <w:rPr>
+                <w:rFonts w:ascii="Calibri" w:cs="Calibri" w:eastAsia="Calibri" w:hAnsi="Calibri"/>
+                <w:b w:val="false"/>
+                <w:bCs w:val="false"/>
+                <w:sz w:val="24"/>
+                <w:szCs w:val="24"/>
+              </w:rPr>
+              <w:t xml:space="preserve">черновик заключения к приёму по трендам пациента; сводка «что изменилось с прошлого приёма»; помощь с рутинными текстами — выписки, ответы, направления</w:t>
+            </w:r>
+          </w:p>
+        </w:tc>
+      </w:tr>
+      <w:tr>
+        <w:tc>
+          <w:tcPr>
+            <w:tcW w:type="dxa" w:w="4677"/>
+            <w:tcMar>
+              <w:top w:type="dxa" w:w="60"/>
+              <w:left w:type="dxa" w:w="100"/>
+              <w:bottom w:type="dxa" w:w="60"/>
+              <w:right w:type="dxa" w:w="100"/>
+            </w:tcMar>
+          </w:tcPr>
+          <w:p>
+            <w:pPr>
+              <w:spacing w:after="0"/>
+            </w:pPr>
+            <w:r>
+              <w:rPr>
+                <w:rFonts w:ascii="Calibri" w:cs="Calibri" w:eastAsia="Calibri" w:hAnsi="Calibri"/>
+                <w:b w:val="false"/>
+                <w:bCs w:val="false"/>
+                <w:sz w:val="24"/>
+                <w:szCs w:val="24"/>
+              </w:rPr>
+              <w:t xml:space="preserve">В операциях</w:t>
+            </w:r>
+          </w:p>
+        </w:tc>
+        <w:tc>
+          <w:tcPr>
+            <w:tcW w:type="dxa" w:w="4677"/>
+            <w:tcMar>
+              <w:top w:type="dxa" w:w="60"/>
+              <w:left w:type="dxa" w:w="100"/>
+              <w:bottom w:type="dxa" w:w="60"/>
+              <w:right w:type="dxa" w:w="100"/>
+            </w:tcMar>
+          </w:tcPr>
+          <w:p>
+            <w:pPr>
+              <w:spacing w:after="0"/>
+            </w:pPr>
+            <w:r>
+              <w:rPr>
+                <w:rFonts w:ascii="Calibri" w:cs="Calibri" w:eastAsia="Calibri" w:hAnsi="Calibri"/>
+                <w:b w:val="false"/>
+                <w:bCs w:val="false"/>
+                <w:sz w:val="24"/>
+                <w:szCs w:val="24"/>
+              </w:rPr>
+              <w:t xml:space="preserve">прогноз прекращения ношения — сигнал медсестре до разрыва наблюдения; контроль парка устройств (батареи, поломки, замены); обезличенная аналитика по популяции для организаторов здравоохранения</w:t>
+            </w:r>
+          </w:p>
+        </w:tc>
+      </w:tr>
+    </w:tbl>
+    <w:p>
+      <w:pPr>
+        <w:spacing w:after="120"/>
+      </w:pPr>
+    </w:p>
+    <w:p>
+      <w:pPr>
+        <w:spacing w:after="160"/>
+        <w:jc w:val="both"/>
+      </w:pPr>
+      <w:r>
+        <w:rPr>
+          <w:rFonts w:ascii="Calibri" w:cs="Calibri" w:eastAsia="Calibri" w:hAnsi="Calibri"/>
+          <w:sz w:val="24"/>
+          <w:szCs w:val="24"/>
+        </w:rPr>
+        <w:t xml:space="preserve">Клиническая волна — прогноз декомпенсации при сердечной недостаточности, умная сортировка тревог по срочности, индивидуальные пороги на собственных данных пилота — выходит после клинической валидации и собственной регистрации: такие функции касаются медицинских решений. До этого медицинские выводы остаются за детерминированными правилами и врачом.</w:t>
+      </w:r>
+    </w:p>
+    <w:p>
+      <w:pPr>
+        <w:spacing w:after="160"/>
+        <w:jc w:val="both"/>
+      </w:pPr>
+      <w:r>
+        <w:rPr>
+          <w:rFonts w:ascii="Calibri" w:cs="Calibri" w:eastAsia="Calibri" w:hAnsi="Calibri"/>
+          <w:sz w:val="24"/>
+          <w:szCs w:val="24"/>
+        </w:rPr>
         <w:t xml:space="preserve">### 7.1 Зачем бенчмарк</w:t>
       </w:r>
     </w:p>
@@ -32973,7 +33309,7 @@
                 <w:sz w:val="24"/>
                 <w:szCs w:val="24"/>
               </w:rPr>
-              <w:t xml:space="preserve">Поликлиники не готовы платить за мониторинг</w:t>
+              <w:t xml:space="preserve">Поликлиники не станут закупать браслеты</w:t>
             </w:r>
           </w:p>
         </w:tc>
@@ -33025,7 +33361,7 @@
                 <w:sz w:val="24"/>
                 <w:szCs w:val="24"/>
               </w:rPr>
-              <w:t xml:space="preserve">два-три разговора с главными врачами до заказа партии; при отказе модель разворачивается в розницу, где маржа втрое выше</w:t>
+              <w:t xml:space="preserve">наблюдение для них бесплатно (модуль в аренде МИС), барьер железа снимают рассрочка 640 тенге в месяц и обязанность по приказу ДСМ-39; проверяется двумя-тремя разговорами с главными врачами до заказа партии</w:t>
             </w:r>
           </w:p>
         </w:tc>
@@ -33624,7 +33960,7 @@
           <w:sz w:val="24"/>
           <w:szCs w:val="24"/>
         </w:rPr>
-        <w:t xml:space="preserve"> получают прибор с медицинским надзором за цену, которая не требует раздумий, и врача, который смотрит за показателями штатно, а не за отдельные деньги.</w:t>
+        <w:t xml:space="preserve"> получают врача, который видит их не 15 минут в месяц, а каждый день, за цену, которая не требует раздумий, и врача, который смотрит за показателями штатно, а не за отдельные деньги.</w:t>
       </w:r>
     </w:p>
     <w:p>

--- a/files/damumed-band-polnyy-otchet.docx
+++ b/files/damumed-band-polnyy-otchet.docx
@@ -34882,6 +34882,1035 @@
           <w:szCs w:val="24"/>
         </w:rPr>
         <w:t xml:space="preserve">- Конкретные пороги протоколов наблюдения по четырём нозологиям — с клиницистами на этапе пилота. - Владелец продукта на стороне Damumed и команда мобильной разработки. - Название раздела в приложении и окончательный тариф розничной подписки.</w:t>
+      </w:r>
+    </w:p>
+    <w:p>
+      <w:pPr>
+        <w:pBdr>
+          <w:bottom w:val="single" w:color="D8E0E6" w:sz="4" w:space="4"/>
+        </w:pBdr>
+        <w:spacing w:after="140" w:before="280"/>
+      </w:pPr>
+      <w:r>
+        <w:rPr>
+          <w:rFonts w:ascii="Calibri" w:cs="Calibri" w:eastAsia="Calibri" w:hAnsi="Calibri"/>
+          <w:b/>
+          <w:bCs/>
+          <w:color w:val="0E7D6B"/>
+          <w:sz w:val="28"/>
+          <w:szCs w:val="28"/>
+        </w:rPr>
+        <w:t xml:space="preserve">12. Варианты названия продукта</w:t>
+      </w:r>
+    </w:p>
+    <w:p>
+      <w:pPr>
+        <w:spacing w:after="160"/>
+        <w:jc w:val="both"/>
+      </w:pPr>
+      <w:r>
+        <w:rPr>
+          <w:rFonts w:ascii="Calibri" w:cs="Calibri" w:eastAsia="Calibri" w:hAnsi="Calibri"/>
+          <w:sz w:val="24"/>
+          <w:szCs w:val="24"/>
+        </w:rPr>
+        <w:t xml:space="preserve">Рабочее название — Damumed Band. «Band» точное, но безликое: по-английски это просто «браслет». Ниже варианты казахской адаптации; решение не принято, название остаётся рабочим до выбора совладельцев.</w:t>
+      </w:r>
+    </w:p>
+    <w:tbl>
+      <w:tblPr>
+        <w:tblW w:type="dxa" w:w="9354"/>
+        <w:tblBorders>
+          <w:top w:val="single" w:color="auto" w:sz="4"/>
+          <w:left w:val="single" w:color="auto" w:sz="4"/>
+          <w:bottom w:val="single" w:color="auto" w:sz="4"/>
+          <w:right w:val="single" w:color="auto" w:sz="4"/>
+          <w:insideH w:val="single" w:color="auto" w:sz="4"/>
+          <w:insideV w:val="single" w:color="auto" w:sz="4"/>
+        </w:tblBorders>
+      </w:tblPr>
+      <w:tblGrid>
+        <w:gridCol w:w="2338"/>
+        <w:gridCol w:w="2338"/>
+        <w:gridCol w:w="2338"/>
+        <w:gridCol w:w="2338"/>
+      </w:tblGrid>
+      <w:tr>
+        <w:tc>
+          <w:tcPr>
+            <w:tcW w:type="dxa" w:w="2338"/>
+            <w:shd w:fill="EFF5F3" w:val="clear"/>
+            <w:tcMar>
+              <w:top w:type="dxa" w:w="60"/>
+              <w:left w:type="dxa" w:w="100"/>
+              <w:bottom w:type="dxa" w:w="60"/>
+              <w:right w:type="dxa" w:w="100"/>
+            </w:tcMar>
+          </w:tcPr>
+          <w:p>
+            <w:pPr>
+              <w:spacing w:after="0"/>
+            </w:pPr>
+            <w:r>
+              <w:rPr>
+                <w:rFonts w:ascii="Calibri" w:cs="Calibri" w:eastAsia="Calibri" w:hAnsi="Calibri"/>
+                <w:b/>
+                <w:bCs/>
+                <w:sz w:val="24"/>
+                <w:szCs w:val="24"/>
+              </w:rPr>
+              <w:t xml:space="preserve">Название</w:t>
+            </w:r>
+          </w:p>
+        </w:tc>
+        <w:tc>
+          <w:tcPr>
+            <w:tcW w:type="dxa" w:w="2338"/>
+            <w:shd w:fill="EFF5F3" w:val="clear"/>
+            <w:tcMar>
+              <w:top w:type="dxa" w:w="60"/>
+              <w:left w:type="dxa" w:w="100"/>
+              <w:bottom w:type="dxa" w:w="60"/>
+              <w:right w:type="dxa" w:w="100"/>
+            </w:tcMar>
+          </w:tcPr>
+          <w:p>
+            <w:pPr>
+              <w:spacing w:after="0"/>
+            </w:pPr>
+            <w:r>
+              <w:rPr>
+                <w:rFonts w:ascii="Calibri" w:cs="Calibri" w:eastAsia="Calibri" w:hAnsi="Calibri"/>
+                <w:b/>
+                <w:bCs/>
+                <w:sz w:val="24"/>
+                <w:szCs w:val="24"/>
+              </w:rPr>
+              <w:t xml:space="preserve">Буквальный смысл</w:t>
+            </w:r>
+          </w:p>
+        </w:tc>
+        <w:tc>
+          <w:tcPr>
+            <w:tcW w:type="dxa" w:w="2338"/>
+            <w:shd w:fill="EFF5F3" w:val="clear"/>
+            <w:tcMar>
+              <w:top w:type="dxa" w:w="60"/>
+              <w:left w:type="dxa" w:w="100"/>
+              <w:bottom w:type="dxa" w:w="60"/>
+              <w:right w:type="dxa" w:w="100"/>
+            </w:tcMar>
+          </w:tcPr>
+          <w:p>
+            <w:pPr>
+              <w:spacing w:after="0"/>
+            </w:pPr>
+            <w:r>
+              <w:rPr>
+                <w:rFonts w:ascii="Calibri" w:cs="Calibri" w:eastAsia="Calibri" w:hAnsi="Calibri"/>
+                <w:b/>
+                <w:bCs/>
+                <w:sz w:val="24"/>
+                <w:szCs w:val="24"/>
+              </w:rPr>
+              <w:t xml:space="preserve">Почему подходит</w:t>
+            </w:r>
+          </w:p>
+        </w:tc>
+        <w:tc>
+          <w:tcPr>
+            <w:tcW w:type="dxa" w:w="2338"/>
+            <w:shd w:fill="EFF5F3" w:val="clear"/>
+            <w:tcMar>
+              <w:top w:type="dxa" w:w="60"/>
+              <w:left w:type="dxa" w:w="100"/>
+              <w:bottom w:type="dxa" w:w="60"/>
+              <w:right w:type="dxa" w:w="100"/>
+            </w:tcMar>
+          </w:tcPr>
+          <w:p>
+            <w:pPr>
+              <w:spacing w:after="0"/>
+            </w:pPr>
+            <w:r>
+              <w:rPr>
+                <w:rFonts w:ascii="Calibri" w:cs="Calibri" w:eastAsia="Calibri" w:hAnsi="Calibri"/>
+                <w:b/>
+                <w:bCs/>
+                <w:sz w:val="24"/>
+                <w:szCs w:val="24"/>
+              </w:rPr>
+              <w:t xml:space="preserve">На что обратить внимание</w:t>
+            </w:r>
+          </w:p>
+        </w:tc>
+      </w:tr>
+      <w:tr>
+        <w:tc>
+          <w:tcPr>
+            <w:tcW w:type="dxa" w:w="2338"/>
+            <w:tcMar>
+              <w:top w:type="dxa" w:w="60"/>
+              <w:left w:type="dxa" w:w="100"/>
+              <w:bottom w:type="dxa" w:w="60"/>
+              <w:right w:type="dxa" w:w="100"/>
+            </w:tcMar>
+          </w:tcPr>
+          <w:p>
+            <w:pPr>
+              <w:spacing w:after="0"/>
+            </w:pPr>
+            <w:r>
+              <w:rPr>
+                <w:rFonts w:ascii="Calibri" w:cs="Calibri" w:eastAsia="Calibri" w:hAnsi="Calibri"/>
+                <w:b w:val="false"/>
+                <w:bCs w:val="false"/>
+                <w:sz w:val="24"/>
+                <w:szCs w:val="24"/>
+              </w:rPr>
+              <w:t xml:space="preserve">Damumed Tamyr (Тамыр)</w:t>
+            </w:r>
+          </w:p>
+        </w:tc>
+        <w:tc>
+          <w:tcPr>
+            <w:tcW w:type="dxa" w:w="2338"/>
+            <w:tcMar>
+              <w:top w:type="dxa" w:w="60"/>
+              <w:left w:type="dxa" w:w="100"/>
+              <w:bottom w:type="dxa" w:w="60"/>
+              <w:right w:type="dxa" w:w="100"/>
+            </w:tcMar>
+          </w:tcPr>
+          <w:p>
+            <w:pPr>
+              <w:spacing w:after="0"/>
+            </w:pPr>
+            <w:r>
+              <w:rPr>
+                <w:rFonts w:ascii="Calibri" w:cs="Calibri" w:eastAsia="Calibri" w:hAnsi="Calibri"/>
+                <w:b w:val="false"/>
+                <w:bCs w:val="false"/>
+                <w:sz w:val="24"/>
+                <w:szCs w:val="24"/>
+              </w:rPr>
+              <w:t xml:space="preserve">пульс («тамыр соғысы»); кровеносный сосуд; близкий человек, побратим; корень</w:t>
+            </w:r>
+          </w:p>
+        </w:tc>
+        <w:tc>
+          <w:tcPr>
+            <w:tcW w:type="dxa" w:w="2338"/>
+            <w:tcMar>
+              <w:top w:type="dxa" w:w="60"/>
+              <w:left w:type="dxa" w:w="100"/>
+              <w:bottom w:type="dxa" w:w="60"/>
+              <w:right w:type="dxa" w:w="100"/>
+            </w:tcMar>
+          </w:tcPr>
+          <w:p>
+            <w:pPr>
+              <w:spacing w:after="0"/>
+            </w:pPr>
+            <w:r>
+              <w:rPr>
+                <w:rFonts w:ascii="Calibri" w:cs="Calibri" w:eastAsia="Calibri" w:hAnsi="Calibri"/>
+                <w:b w:val="false"/>
+                <w:bCs w:val="false"/>
+                <w:sz w:val="24"/>
+                <w:szCs w:val="24"/>
+              </w:rPr>
+              <w:t xml:space="preserve">врач в буквальном смысле «держит тамыр» — руку на пульсе; второй смысл — связь пациента и врача; третий — корни, своё</w:t>
+            </w:r>
+          </w:p>
+        </w:tc>
+        <w:tc>
+          <w:tcPr>
+            <w:tcW w:type="dxa" w:w="2338"/>
+            <w:tcMar>
+              <w:top w:type="dxa" w:w="60"/>
+              <w:left w:type="dxa" w:w="100"/>
+              <w:bottom w:type="dxa" w:w="60"/>
+              <w:right w:type="dxa" w:w="100"/>
+            </w:tcMar>
+          </w:tcPr>
+          <w:p>
+            <w:pPr>
+              <w:spacing w:after="0"/>
+            </w:pPr>
+            <w:r>
+              <w:rPr>
+                <w:rFonts w:ascii="Calibri" w:cs="Calibri" w:eastAsia="Calibri" w:hAnsi="Calibri"/>
+                <w:b w:val="false"/>
+                <w:bCs w:val="false"/>
+                <w:sz w:val="24"/>
+                <w:szCs w:val="24"/>
+              </w:rPr>
+              <w:t xml:space="preserve">главный кандидат; проверить свободность товарного знака</w:t>
+            </w:r>
+          </w:p>
+        </w:tc>
+      </w:tr>
+      <w:tr>
+        <w:tc>
+          <w:tcPr>
+            <w:tcW w:type="dxa" w:w="2338"/>
+            <w:tcMar>
+              <w:top w:type="dxa" w:w="60"/>
+              <w:left w:type="dxa" w:w="100"/>
+              <w:bottom w:type="dxa" w:w="60"/>
+              <w:right w:type="dxa" w:w="100"/>
+            </w:tcMar>
+          </w:tcPr>
+          <w:p>
+            <w:pPr>
+              <w:spacing w:after="0"/>
+            </w:pPr>
+            <w:r>
+              <w:rPr>
+                <w:rFonts w:ascii="Calibri" w:cs="Calibri" w:eastAsia="Calibri" w:hAnsi="Calibri"/>
+                <w:b w:val="false"/>
+                <w:bCs w:val="false"/>
+                <w:sz w:val="24"/>
+                <w:szCs w:val="24"/>
+              </w:rPr>
+              <w:t xml:space="preserve">Damumed Tynys (Тыныс)</w:t>
+            </w:r>
+          </w:p>
+        </w:tc>
+        <w:tc>
+          <w:tcPr>
+            <w:tcW w:type="dxa" w:w="2338"/>
+            <w:tcMar>
+              <w:top w:type="dxa" w:w="60"/>
+              <w:left w:type="dxa" w:w="100"/>
+              <w:bottom w:type="dxa" w:w="60"/>
+              <w:right w:type="dxa" w:w="100"/>
+            </w:tcMar>
+          </w:tcPr>
+          <w:p>
+            <w:pPr>
+              <w:spacing w:after="0"/>
+            </w:pPr>
+            <w:r>
+              <w:rPr>
+                <w:rFonts w:ascii="Calibri" w:cs="Calibri" w:eastAsia="Calibri" w:hAnsi="Calibri"/>
+                <w:b w:val="false"/>
+                <w:bCs w:val="false"/>
+                <w:sz w:val="24"/>
+                <w:szCs w:val="24"/>
+              </w:rPr>
+              <w:t xml:space="preserve">дыхание; жизнь, покой («тынысы кең» — дышится легко)</w:t>
+            </w:r>
+          </w:p>
+        </w:tc>
+        <w:tc>
+          <w:tcPr>
+            <w:tcW w:type="dxa" w:w="2338"/>
+            <w:tcMar>
+              <w:top w:type="dxa" w:w="60"/>
+              <w:left w:type="dxa" w:w="100"/>
+              <w:bottom w:type="dxa" w:w="60"/>
+              <w:right w:type="dxa" w:w="100"/>
+            </w:tcMar>
+          </w:tcPr>
+          <w:p>
+            <w:pPr>
+              <w:spacing w:after="0"/>
+            </w:pPr>
+            <w:r>
+              <w:rPr>
+                <w:rFonts w:ascii="Calibri" w:cs="Calibri" w:eastAsia="Calibri" w:hAnsi="Calibri"/>
+                <w:b w:val="false"/>
+                <w:bCs w:val="false"/>
+                <w:sz w:val="24"/>
+                <w:szCs w:val="24"/>
+              </w:rPr>
+              <w:t xml:space="preserve">самое светлое и лёгкое; медицинское без больничности; идеально читается латиницей</w:t>
+            </w:r>
+          </w:p>
+        </w:tc>
+        <w:tc>
+          <w:tcPr>
+            <w:tcW w:type="dxa" w:w="2338"/>
+            <w:tcMar>
+              <w:top w:type="dxa" w:w="60"/>
+              <w:left w:type="dxa" w:w="100"/>
+              <w:bottom w:type="dxa" w:w="60"/>
+              <w:right w:type="dxa" w:w="100"/>
+            </w:tcMar>
+          </w:tcPr>
+          <w:p>
+            <w:pPr>
+              <w:spacing w:after="0"/>
+            </w:pPr>
+            <w:r>
+              <w:rPr>
+                <w:rFonts w:ascii="Calibri" w:cs="Calibri" w:eastAsia="Calibri" w:hAnsi="Calibri"/>
+                <w:b w:val="false"/>
+                <w:bCs w:val="false"/>
+                <w:sz w:val="24"/>
+                <w:szCs w:val="24"/>
+              </w:rPr>
+              <w:t xml:space="preserve">смысл мягче, чем у «Тамыр»: про состояние, а не про связь с врачом</w:t>
+            </w:r>
+          </w:p>
+        </w:tc>
+      </w:tr>
+      <w:tr>
+        <w:tc>
+          <w:tcPr>
+            <w:tcW w:type="dxa" w:w="2338"/>
+            <w:tcMar>
+              <w:top w:type="dxa" w:w="60"/>
+              <w:left w:type="dxa" w:w="100"/>
+              <w:bottom w:type="dxa" w:w="60"/>
+              <w:right w:type="dxa" w:w="100"/>
+            </w:tcMar>
+          </w:tcPr>
+          <w:p>
+            <w:pPr>
+              <w:spacing w:after="0"/>
+            </w:pPr>
+            <w:r>
+              <w:rPr>
+                <w:rFonts w:ascii="Calibri" w:cs="Calibri" w:eastAsia="Calibri" w:hAnsi="Calibri"/>
+                <w:b w:val="false"/>
+                <w:bCs w:val="false"/>
+                <w:sz w:val="24"/>
+                <w:szCs w:val="24"/>
+              </w:rPr>
+              <w:t xml:space="preserve">Damumed Bailam (Байлам)</w:t>
+            </w:r>
+          </w:p>
+        </w:tc>
+        <w:tc>
+          <w:tcPr>
+            <w:tcW w:type="dxa" w:w="2338"/>
+            <w:tcMar>
+              <w:top w:type="dxa" w:w="60"/>
+              <w:left w:type="dxa" w:w="100"/>
+              <w:bottom w:type="dxa" w:w="60"/>
+              <w:right w:type="dxa" w:w="100"/>
+            </w:tcMar>
+          </w:tcPr>
+          <w:p>
+            <w:pPr>
+              <w:spacing w:after="0"/>
+            </w:pPr>
+            <w:r>
+              <w:rPr>
+                <w:rFonts w:ascii="Calibri" w:cs="Calibri" w:eastAsia="Calibri" w:hAnsi="Calibri"/>
+                <w:b w:val="false"/>
+                <w:bCs w:val="false"/>
+                <w:sz w:val="24"/>
+                <w:szCs w:val="24"/>
+              </w:rPr>
+              <w:t xml:space="preserve">от «байлау» — вязать: повязка, связка, узел</w:t>
+            </w:r>
+          </w:p>
+        </w:tc>
+        <w:tc>
+          <w:tcPr>
+            <w:tcW w:type="dxa" w:w="2338"/>
+            <w:tcMar>
+              <w:top w:type="dxa" w:w="60"/>
+              <w:left w:type="dxa" w:w="100"/>
+              <w:bottom w:type="dxa" w:w="60"/>
+              <w:right w:type="dxa" w:w="100"/>
+            </w:tcMar>
+          </w:tcPr>
+          <w:p>
+            <w:pPr>
+              <w:spacing w:after="0"/>
+            </w:pPr>
+            <w:r>
+              <w:rPr>
+                <w:rFonts w:ascii="Calibri" w:cs="Calibri" w:eastAsia="Calibri" w:hAnsi="Calibri"/>
+                <w:b w:val="false"/>
+                <w:bCs w:val="false"/>
+                <w:sz w:val="24"/>
+                <w:szCs w:val="24"/>
+              </w:rPr>
+              <w:t xml:space="preserve">почти созвучно «Band» — преемственность названия сохраняется, слово становится казахским</w:t>
+            </w:r>
+          </w:p>
+        </w:tc>
+        <w:tc>
+          <w:tcPr>
+            <w:tcW w:type="dxa" w:w="2338"/>
+            <w:tcMar>
+              <w:top w:type="dxa" w:w="60"/>
+              <w:left w:type="dxa" w:w="100"/>
+              <w:bottom w:type="dxa" w:w="60"/>
+              <w:right w:type="dxa" w:w="100"/>
+            </w:tcMar>
+          </w:tcPr>
+          <w:p>
+            <w:pPr>
+              <w:spacing w:after="0"/>
+            </w:pPr>
+            <w:r>
+              <w:rPr>
+                <w:rFonts w:ascii="Calibri" w:cs="Calibri" w:eastAsia="Calibri" w:hAnsi="Calibri"/>
+                <w:b w:val="false"/>
+                <w:bCs w:val="false"/>
+                <w:sz w:val="24"/>
+                <w:szCs w:val="24"/>
+              </w:rPr>
+              <w:t xml:space="preserve">менее богатый образ; «байлам» в речи чаще «вывод, заключение»</w:t>
+            </w:r>
+          </w:p>
+        </w:tc>
+      </w:tr>
+      <w:tr>
+        <w:tc>
+          <w:tcPr>
+            <w:tcW w:type="dxa" w:w="2338"/>
+            <w:tcMar>
+              <w:top w:type="dxa" w:w="60"/>
+              <w:left w:type="dxa" w:w="100"/>
+              <w:bottom w:type="dxa" w:w="60"/>
+              <w:right w:type="dxa" w:w="100"/>
+            </w:tcMar>
+          </w:tcPr>
+          <w:p>
+            <w:pPr>
+              <w:spacing w:after="0"/>
+            </w:pPr>
+            <w:r>
+              <w:rPr>
+                <w:rFonts w:ascii="Calibri" w:cs="Calibri" w:eastAsia="Calibri" w:hAnsi="Calibri"/>
+                <w:b w:val="false"/>
+                <w:bCs w:val="false"/>
+                <w:sz w:val="24"/>
+                <w:szCs w:val="24"/>
+              </w:rPr>
+              <w:t xml:space="preserve">Damumed Bilezik (Білезік)</w:t>
+            </w:r>
+          </w:p>
+        </w:tc>
+        <w:tc>
+          <w:tcPr>
+            <w:tcW w:type="dxa" w:w="2338"/>
+            <w:tcMar>
+              <w:top w:type="dxa" w:w="60"/>
+              <w:left w:type="dxa" w:w="100"/>
+              <w:bottom w:type="dxa" w:w="60"/>
+              <w:right w:type="dxa" w:w="100"/>
+            </w:tcMar>
+          </w:tcPr>
+          <w:p>
+            <w:pPr>
+              <w:spacing w:after="0"/>
+            </w:pPr>
+            <w:r>
+              <w:rPr>
+                <w:rFonts w:ascii="Calibri" w:cs="Calibri" w:eastAsia="Calibri" w:hAnsi="Calibri"/>
+                <w:b w:val="false"/>
+                <w:bCs w:val="false"/>
+                <w:sz w:val="24"/>
+                <w:szCs w:val="24"/>
+              </w:rPr>
+              <w:t xml:space="preserve">браслет; традиционный казахский серебряный білезік — украшение-оберег на запястье, носившийся «для здоровья»</w:t>
+            </w:r>
+          </w:p>
+        </w:tc>
+        <w:tc>
+          <w:tcPr>
+            <w:tcW w:type="dxa" w:w="2338"/>
+            <w:tcMar>
+              <w:top w:type="dxa" w:w="60"/>
+              <w:left w:type="dxa" w:w="100"/>
+              <w:bottom w:type="dxa" w:w="60"/>
+              <w:right w:type="dxa" w:w="100"/>
+            </w:tcMar>
+          </w:tcPr>
+          <w:p>
+            <w:pPr>
+              <w:spacing w:after="0"/>
+            </w:pPr>
+            <w:r>
+              <w:rPr>
+                <w:rFonts w:ascii="Calibri" w:cs="Calibri" w:eastAsia="Calibri" w:hAnsi="Calibri"/>
+                <w:b w:val="false"/>
+                <w:bCs w:val="false"/>
+                <w:sz w:val="24"/>
+                <w:szCs w:val="24"/>
+              </w:rPr>
+              <w:t xml:space="preserve">продукт возвращает старому оберегу его смысл; сильный культурный ход</w:t>
+            </w:r>
+          </w:p>
+        </w:tc>
+        <w:tc>
+          <w:tcPr>
+            <w:tcW w:type="dxa" w:w="2338"/>
+            <w:tcMar>
+              <w:top w:type="dxa" w:w="60"/>
+              <w:left w:type="dxa" w:w="100"/>
+              <w:bottom w:type="dxa" w:w="60"/>
+              <w:right w:type="dxa" w:w="100"/>
+            </w:tcMar>
+          </w:tcPr>
+          <w:p>
+            <w:pPr>
+              <w:spacing w:after="0"/>
+            </w:pPr>
+            <w:r>
+              <w:rPr>
+                <w:rFonts w:ascii="Calibri" w:cs="Calibri" w:eastAsia="Calibri" w:hAnsi="Calibri"/>
+                <w:b w:val="false"/>
+                <w:bCs w:val="false"/>
+                <w:sz w:val="24"/>
+                <w:szCs w:val="24"/>
+              </w:rPr>
+              <w:t xml:space="preserve">оттенок украшения, скорее женский; длиннее остальных</w:t>
+            </w:r>
+          </w:p>
+        </w:tc>
+      </w:tr>
+      <w:tr>
+        <w:tc>
+          <w:tcPr>
+            <w:tcW w:type="dxa" w:w="2338"/>
+            <w:tcMar>
+              <w:top w:type="dxa" w:w="60"/>
+              <w:left w:type="dxa" w:w="100"/>
+              <w:bottom w:type="dxa" w:w="60"/>
+              <w:right w:type="dxa" w:w="100"/>
+            </w:tcMar>
+          </w:tcPr>
+          <w:p>
+            <w:pPr>
+              <w:spacing w:after="0"/>
+            </w:pPr>
+            <w:r>
+              <w:rPr>
+                <w:rFonts w:ascii="Calibri" w:cs="Calibri" w:eastAsia="Calibri" w:hAnsi="Calibri"/>
+                <w:b w:val="false"/>
+                <w:bCs w:val="false"/>
+                <w:sz w:val="24"/>
+                <w:szCs w:val="24"/>
+              </w:rPr>
+              <w:t xml:space="preserve">Damumed Qorgan (Қорған)</w:t>
+            </w:r>
+          </w:p>
+        </w:tc>
+        <w:tc>
+          <w:tcPr>
+            <w:tcW w:type="dxa" w:w="2338"/>
+            <w:tcMar>
+              <w:top w:type="dxa" w:w="60"/>
+              <w:left w:type="dxa" w:w="100"/>
+              <w:bottom w:type="dxa" w:w="60"/>
+              <w:right w:type="dxa" w:w="100"/>
+            </w:tcMar>
+          </w:tcPr>
+          <w:p>
+            <w:pPr>
+              <w:spacing w:after="0"/>
+            </w:pPr>
+            <w:r>
+              <w:rPr>
+                <w:rFonts w:ascii="Calibri" w:cs="Calibri" w:eastAsia="Calibri" w:hAnsi="Calibri"/>
+                <w:b w:val="false"/>
+                <w:bCs w:val="false"/>
+                <w:sz w:val="24"/>
+                <w:szCs w:val="24"/>
+              </w:rPr>
+              <w:t xml:space="preserve">крепость, защита</w:t>
+            </w:r>
+          </w:p>
+        </w:tc>
+        <w:tc>
+          <w:tcPr>
+            <w:tcW w:type="dxa" w:w="2338"/>
+            <w:tcMar>
+              <w:top w:type="dxa" w:w="60"/>
+              <w:left w:type="dxa" w:w="100"/>
+              <w:bottom w:type="dxa" w:w="60"/>
+              <w:right w:type="dxa" w:w="100"/>
+            </w:tcMar>
+          </w:tcPr>
+          <w:p>
+            <w:pPr>
+              <w:spacing w:after="0"/>
+            </w:pPr>
+            <w:r>
+              <w:rPr>
+                <w:rFonts w:ascii="Calibri" w:cs="Calibri" w:eastAsia="Calibri" w:hAnsi="Calibri"/>
+                <w:b w:val="false"/>
+                <w:bCs w:val="false"/>
+                <w:sz w:val="24"/>
+                <w:szCs w:val="24"/>
+              </w:rPr>
+              <w:t xml:space="preserve">оберегающий, мужественный характер</w:t>
+            </w:r>
+          </w:p>
+        </w:tc>
+        <w:tc>
+          <w:tcPr>
+            <w:tcW w:type="dxa" w:w="2338"/>
+            <w:tcMar>
+              <w:top w:type="dxa" w:w="60"/>
+              <w:left w:type="dxa" w:w="100"/>
+              <w:bottom w:type="dxa" w:w="60"/>
+              <w:right w:type="dxa" w:w="100"/>
+            </w:tcMar>
+          </w:tcPr>
+          <w:p>
+            <w:pPr>
+              <w:spacing w:after="0"/>
+            </w:pPr>
+            <w:r>
+              <w:rPr>
+                <w:rFonts w:ascii="Calibri" w:cs="Calibri" w:eastAsia="Calibri" w:hAnsi="Calibri"/>
+                <w:b w:val="false"/>
+                <w:bCs w:val="false"/>
+                <w:sz w:val="24"/>
+                <w:szCs w:val="24"/>
+              </w:rPr>
+              <w:t xml:space="preserve">военный оттенок; дальше от медицины</w:t>
+            </w:r>
+          </w:p>
+        </w:tc>
+      </w:tr>
+      <w:tr>
+        <w:tc>
+          <w:tcPr>
+            <w:tcW w:type="dxa" w:w="2338"/>
+            <w:tcMar>
+              <w:top w:type="dxa" w:w="60"/>
+              <w:left w:type="dxa" w:w="100"/>
+              <w:bottom w:type="dxa" w:w="60"/>
+              <w:right w:type="dxa" w:w="100"/>
+            </w:tcMar>
+          </w:tcPr>
+          <w:p>
+            <w:pPr>
+              <w:spacing w:after="0"/>
+            </w:pPr>
+            <w:r>
+              <w:rPr>
+                <w:rFonts w:ascii="Calibri" w:cs="Calibri" w:eastAsia="Calibri" w:hAnsi="Calibri"/>
+                <w:b w:val="false"/>
+                <w:bCs w:val="false"/>
+                <w:sz w:val="24"/>
+                <w:szCs w:val="24"/>
+              </w:rPr>
+              <w:t xml:space="preserve">Damumed Amanat (Аманат)</w:t>
+            </w:r>
+          </w:p>
+        </w:tc>
+        <w:tc>
+          <w:tcPr>
+            <w:tcW w:type="dxa" w:w="2338"/>
+            <w:tcMar>
+              <w:top w:type="dxa" w:w="60"/>
+              <w:left w:type="dxa" w:w="100"/>
+              <w:bottom w:type="dxa" w:w="60"/>
+              <w:right w:type="dxa" w:w="100"/>
+            </w:tcMar>
+          </w:tcPr>
+          <w:p>
+            <w:pPr>
+              <w:spacing w:after="0"/>
+            </w:pPr>
+            <w:r>
+              <w:rPr>
+                <w:rFonts w:ascii="Calibri" w:cs="Calibri" w:eastAsia="Calibri" w:hAnsi="Calibri"/>
+                <w:b w:val="false"/>
+                <w:bCs w:val="false"/>
+                <w:sz w:val="24"/>
+                <w:szCs w:val="24"/>
+              </w:rPr>
+              <w:t xml:space="preserve">доверенное на сохранение</w:t>
+            </w:r>
+          </w:p>
+        </w:tc>
+        <w:tc>
+          <w:tcPr>
+            <w:tcW w:type="dxa" w:w="2338"/>
+            <w:tcMar>
+              <w:top w:type="dxa" w:w="60"/>
+              <w:left w:type="dxa" w:w="100"/>
+              <w:bottom w:type="dxa" w:w="60"/>
+              <w:right w:type="dxa" w:w="100"/>
+            </w:tcMar>
+          </w:tcPr>
+          <w:p>
+            <w:pPr>
+              <w:spacing w:after="0"/>
+            </w:pPr>
+            <w:r>
+              <w:rPr>
+                <w:rFonts w:ascii="Calibri" w:cs="Calibri" w:eastAsia="Calibri" w:hAnsi="Calibri"/>
+                <w:b w:val="false"/>
+                <w:bCs w:val="false"/>
+                <w:sz w:val="24"/>
+                <w:szCs w:val="24"/>
+              </w:rPr>
+              <w:t xml:space="preserve">пациент доверяет здоровье — точная этика продукта</w:t>
+            </w:r>
+          </w:p>
+        </w:tc>
+        <w:tc>
+          <w:tcPr>
+            <w:tcW w:type="dxa" w:w="2338"/>
+            <w:tcMar>
+              <w:top w:type="dxa" w:w="60"/>
+              <w:left w:type="dxa" w:w="100"/>
+              <w:bottom w:type="dxa" w:w="60"/>
+              <w:right w:type="dxa" w:w="100"/>
+            </w:tcMar>
+          </w:tcPr>
+          <w:p>
+            <w:pPr>
+              <w:spacing w:after="0"/>
+            </w:pPr>
+            <w:r>
+              <w:rPr>
+                <w:rFonts w:ascii="Calibri" w:cs="Calibri" w:eastAsia="Calibri" w:hAnsi="Calibri"/>
+                <w:b w:val="false"/>
+                <w:bCs w:val="false"/>
+                <w:sz w:val="24"/>
+                <w:szCs w:val="24"/>
+              </w:rPr>
+              <w:t xml:space="preserve">длинно; слово занято многими организациями</w:t>
+            </w:r>
+          </w:p>
+        </w:tc>
+      </w:tr>
+      <w:tr>
+        <w:tc>
+          <w:tcPr>
+            <w:tcW w:type="dxa" w:w="2338"/>
+            <w:tcMar>
+              <w:top w:type="dxa" w:w="60"/>
+              <w:left w:type="dxa" w:w="100"/>
+              <w:bottom w:type="dxa" w:w="60"/>
+              <w:right w:type="dxa" w:w="100"/>
+            </w:tcMar>
+          </w:tcPr>
+          <w:p>
+            <w:pPr>
+              <w:spacing w:after="0"/>
+            </w:pPr>
+            <w:r>
+              <w:rPr>
+                <w:rFonts w:ascii="Calibri" w:cs="Calibri" w:eastAsia="Calibri" w:hAnsi="Calibri"/>
+                <w:b w:val="false"/>
+                <w:bCs w:val="false"/>
+                <w:sz w:val="24"/>
+                <w:szCs w:val="24"/>
+              </w:rPr>
+              <w:t xml:space="preserve">Damumed Aman (Аман)</w:t>
+            </w:r>
+          </w:p>
+        </w:tc>
+        <w:tc>
+          <w:tcPr>
+            <w:tcW w:type="dxa" w:w="2338"/>
+            <w:tcMar>
+              <w:top w:type="dxa" w:w="60"/>
+              <w:left w:type="dxa" w:w="100"/>
+              <w:bottom w:type="dxa" w:w="60"/>
+              <w:right w:type="dxa" w:w="100"/>
+            </w:tcMar>
+          </w:tcPr>
+          <w:p>
+            <w:pPr>
+              <w:spacing w:after="0"/>
+            </w:pPr>
+            <w:r>
+              <w:rPr>
+                <w:rFonts w:ascii="Calibri" w:cs="Calibri" w:eastAsia="Calibri" w:hAnsi="Calibri"/>
+                <w:b w:val="false"/>
+                <w:bCs w:val="false"/>
+                <w:sz w:val="24"/>
+                <w:szCs w:val="24"/>
+              </w:rPr>
+              <w:t xml:space="preserve">жив-здоров («аман-сау»)</w:t>
+            </w:r>
+          </w:p>
+        </w:tc>
+        <w:tc>
+          <w:tcPr>
+            <w:tcW w:type="dxa" w:w="2338"/>
+            <w:tcMar>
+              <w:top w:type="dxa" w:w="60"/>
+              <w:left w:type="dxa" w:w="100"/>
+              <w:bottom w:type="dxa" w:w="60"/>
+              <w:right w:type="dxa" w:w="100"/>
+            </w:tcMar>
+          </w:tcPr>
+          <w:p>
+            <w:pPr>
+              <w:spacing w:after="0"/>
+            </w:pPr>
+            <w:r>
+              <w:rPr>
+                <w:rFonts w:ascii="Calibri" w:cs="Calibri" w:eastAsia="Calibri" w:hAnsi="Calibri"/>
+                <w:b w:val="false"/>
+                <w:bCs w:val="false"/>
+                <w:sz w:val="24"/>
+                <w:szCs w:val="24"/>
+              </w:rPr>
+              <w:t xml:space="preserve">тёплое, понятное каждому</w:t>
+            </w:r>
+          </w:p>
+        </w:tc>
+        <w:tc>
+          <w:tcPr>
+            <w:tcW w:type="dxa" w:w="2338"/>
+            <w:tcMar>
+              <w:top w:type="dxa" w:w="60"/>
+              <w:left w:type="dxa" w:w="100"/>
+              <w:bottom w:type="dxa" w:w="60"/>
+              <w:right w:type="dxa" w:w="100"/>
+            </w:tcMar>
+          </w:tcPr>
+          <w:p>
+            <w:pPr>
+              <w:spacing w:after="0"/>
+            </w:pPr>
+            <w:r>
+              <w:rPr>
+                <w:rFonts w:ascii="Calibri" w:cs="Calibri" w:eastAsia="Calibri" w:hAnsi="Calibri"/>
+                <w:b w:val="false"/>
+                <w:bCs w:val="false"/>
+                <w:sz w:val="24"/>
+                <w:szCs w:val="24"/>
+              </w:rPr>
+              <w:t xml:space="preserve">много существующих брендов с «Aman»</w:t>
+            </w:r>
+          </w:p>
+        </w:tc>
+      </w:tr>
+      <w:tr>
+        <w:tc>
+          <w:tcPr>
+            <w:tcW w:type="dxa" w:w="2338"/>
+            <w:tcMar>
+              <w:top w:type="dxa" w:w="60"/>
+              <w:left w:type="dxa" w:w="100"/>
+              <w:bottom w:type="dxa" w:w="60"/>
+              <w:right w:type="dxa" w:w="100"/>
+            </w:tcMar>
+          </w:tcPr>
+          <w:p>
+            <w:pPr>
+              <w:spacing w:after="0"/>
+            </w:pPr>
+            <w:r>
+              <w:rPr>
+                <w:rFonts w:ascii="Calibri" w:cs="Calibri" w:eastAsia="Calibri" w:hAnsi="Calibri"/>
+                <w:b w:val="false"/>
+                <w:bCs w:val="false"/>
+                <w:sz w:val="24"/>
+                <w:szCs w:val="24"/>
+              </w:rPr>
+              <w:t xml:space="preserve">Damumed Arqau (Арқау)</w:t>
+            </w:r>
+          </w:p>
+        </w:tc>
+        <w:tc>
+          <w:tcPr>
+            <w:tcW w:type="dxa" w:w="2338"/>
+            <w:tcMar>
+              <w:top w:type="dxa" w:w="60"/>
+              <w:left w:type="dxa" w:w="100"/>
+              <w:bottom w:type="dxa" w:w="60"/>
+              <w:right w:type="dxa" w:w="100"/>
+            </w:tcMar>
+          </w:tcPr>
+          <w:p>
+            <w:pPr>
+              <w:spacing w:after="0"/>
+            </w:pPr>
+            <w:r>
+              <w:rPr>
+                <w:rFonts w:ascii="Calibri" w:cs="Calibri" w:eastAsia="Calibri" w:hAnsi="Calibri"/>
+                <w:b w:val="false"/>
+                <w:bCs w:val="false"/>
+                <w:sz w:val="24"/>
+                <w:szCs w:val="24"/>
+              </w:rPr>
+              <w:t xml:space="preserve">нить-основа ткани; стержень</w:t>
+            </w:r>
+          </w:p>
+        </w:tc>
+        <w:tc>
+          <w:tcPr>
+            <w:tcW w:type="dxa" w:w="2338"/>
+            <w:tcMar>
+              <w:top w:type="dxa" w:w="60"/>
+              <w:left w:type="dxa" w:w="100"/>
+              <w:bottom w:type="dxa" w:w="60"/>
+              <w:right w:type="dxa" w:w="100"/>
+            </w:tcMar>
+          </w:tcPr>
+          <w:p>
+            <w:pPr>
+              <w:spacing w:after="0"/>
+            </w:pPr>
+            <w:r>
+              <w:rPr>
+                <w:rFonts w:ascii="Calibri" w:cs="Calibri" w:eastAsia="Calibri" w:hAnsi="Calibri"/>
+                <w:b w:val="false"/>
+                <w:bCs w:val="false"/>
+                <w:sz w:val="24"/>
+                <w:szCs w:val="24"/>
+              </w:rPr>
+              <w:t xml:space="preserve">поэтичный образ нити между пациентом и врачом</w:t>
+            </w:r>
+          </w:p>
+        </w:tc>
+        <w:tc>
+          <w:tcPr>
+            <w:tcW w:type="dxa" w:w="2338"/>
+            <w:tcMar>
+              <w:top w:type="dxa" w:w="60"/>
+              <w:left w:type="dxa" w:w="100"/>
+              <w:bottom w:type="dxa" w:w="60"/>
+              <w:right w:type="dxa" w:w="100"/>
+            </w:tcMar>
+          </w:tcPr>
+          <w:p>
+            <w:pPr>
+              <w:spacing w:after="0"/>
+            </w:pPr>
+            <w:r>
+              <w:rPr>
+                <w:rFonts w:ascii="Calibri" w:cs="Calibri" w:eastAsia="Calibri" w:hAnsi="Calibri"/>
+                <w:b w:val="false"/>
+                <w:bCs w:val="false"/>
+                <w:sz w:val="24"/>
+                <w:szCs w:val="24"/>
+              </w:rPr>
+              <w:t xml:space="preserve">смысл не считывается мгновенно</w:t>
+            </w:r>
+          </w:p>
+        </w:tc>
+      </w:tr>
+    </w:tbl>
+    <w:p>
+      <w:pPr>
+        <w:spacing w:after="120"/>
+      </w:pPr>
+    </w:p>
+    <w:p>
+      <w:pPr>
+        <w:spacing w:after="160"/>
+        <w:jc w:val="both"/>
+      </w:pPr>
+      <w:r>
+        <w:rPr>
+          <w:rFonts w:ascii="Calibri" w:cs="Calibri" w:eastAsia="Calibri" w:hAnsi="Calibri"/>
+          <w:sz w:val="24"/>
+          <w:szCs w:val="24"/>
+        </w:rPr>
+        <w:t xml:space="preserve">Рекомендация: короткий список из трёх — Tamyr, Tynys, Bailam. Перед решением проверить регистрируемость товарных знаков и произношение на фокус-группе пациентов 65+.</w:t>
       </w:r>
     </w:p>
     <w:sectPr>
